--- a/public/docs/uk/parties.docx
+++ b/public/docs/uk/parties.docx
@@ -129,6 +129,26 @@
           <w:szCs w:val="22"/>
         </w:rPr>
         <w:t xml:space="preserve">Сторона Б</w:t>
+      </w:r>
+      <w:r>
+        <w:rPr>
+          <w:rFonts w:ascii="Calibri" w:cs="Calibri" w:eastAsia="Calibri" w:hAnsi="Calibri"/>
+          <w:color w:val="1A1A18"/>
+          <w:sz w:val="22"/>
+          <w:szCs w:val="22"/>
+        </w:rPr>
+        <w:t xml:space="preserve">, часто з назвою справи, наприклад </w:t>
+      </w:r>
+      <w:r>
+        <w:rPr>
+          <w:rFonts w:ascii="Calibri" w:cs="Calibri" w:eastAsia="Calibri" w:hAnsi="Calibri"/>
+          <w:b/>
+          <w:bCs/>
+          <w:color w:val="1A1A18"/>
+          <w:sz w:val="22"/>
+          <w:szCs w:val="22"/>
+        </w:rPr>
+        <w:t xml:space="preserve">Сторона А · Позивач</w:t>
       </w:r>
       <w:r>
         <w:rPr>
@@ -207,7 +227,7 @@
           <w:sz w:val="22"/>
           <w:szCs w:val="22"/>
         </w:rPr>
-        <w:t xml:space="preserve">). PDF і DOCX можна завантажити з вікна довідки.</w:t>
+        <w:t xml:space="preserve">). PDF і DOCX можна завантажити з вікна довідки. Запитайте його про очікування, голосування або режими A/B, якщо потрібна коротка підказка.</w:t>
       </w:r>
     </w:p>
     <w:p>
@@ -1081,16 +1101,79 @@
     </w:p>
     <w:p>
       <w:pPr>
-        <w:spacing w:after="160" w:line="276"/>
-      </w:pPr>
-      <w:r>
-        <w:rPr>
-          <w:rFonts w:ascii="Calibri" w:cs="Calibri" w:eastAsia="Calibri" w:hAnsi="Calibri"/>
-          <w:color w:val="1A1A18"/>
-          <w:sz w:val="22"/>
-          <w:szCs w:val="22"/>
-        </w:rPr>
-        <w:t xml:space="preserve">Відкрийте посилання з листа або повідомлення. Система увійде автоматично і переведе вас на наступний незавершений крок.</w:t>
+        <w:pStyle w:val="ListParagraph"/>
+        <w:numPr>
+          <w:ilvl w:val="0"/>
+          <w:numId w:val="2"/>
+        </w:numPr>
+        <w:spacing w:after="80"/>
+      </w:pPr>
+      <w:r>
+        <w:rPr>
+          <w:rFonts w:ascii="Calibri" w:cs="Calibri" w:eastAsia="Calibri" w:hAnsi="Calibri"/>
+          <w:color w:val="1A1A18"/>
+          <w:sz w:val="22"/>
+          <w:szCs w:val="22"/>
+        </w:rPr>
+        <w:t xml:space="preserve">Відкрийте посилання з листа або повідомлення.</w:t>
+      </w:r>
+    </w:p>
+    <w:p>
+      <w:pPr>
+        <w:pStyle w:val="ListParagraph"/>
+        <w:numPr>
+          <w:ilvl w:val="0"/>
+          <w:numId w:val="2"/>
+        </w:numPr>
+        <w:spacing w:after="80"/>
+      </w:pPr>
+      <w:r>
+        <w:rPr>
+          <w:rFonts w:ascii="Calibri" w:cs="Calibri" w:eastAsia="Calibri" w:hAnsi="Calibri"/>
+          <w:color w:val="1A1A18"/>
+          <w:sz w:val="22"/>
+          <w:szCs w:val="22"/>
+        </w:rPr>
+        <w:t xml:space="preserve">З’явиться сторінка підтвердження — натисніть </w:t>
+      </w:r>
+      <w:r>
+        <w:rPr>
+          <w:rFonts w:ascii="Calibri" w:cs="Calibri" w:eastAsia="Calibri" w:hAnsi="Calibri"/>
+          <w:b/>
+          <w:bCs/>
+          <w:color w:val="1A1A18"/>
+          <w:sz w:val="22"/>
+          <w:szCs w:val="22"/>
+        </w:rPr>
+        <w:t xml:space="preserve">Продовжити</w:t>
+      </w:r>
+      <w:r>
+        <w:rPr>
+          <w:rFonts w:ascii="Calibri" w:cs="Calibri" w:eastAsia="Calibri" w:hAnsi="Calibri"/>
+          <w:color w:val="1A1A18"/>
+          <w:sz w:val="22"/>
+          <w:szCs w:val="22"/>
+        </w:rPr>
+        <w:t xml:space="preserve">, щоб завершити вхід (посилання витрачається лише коли ви продовжуєте).</w:t>
+      </w:r>
+    </w:p>
+    <w:p>
+      <w:pPr>
+        <w:pStyle w:val="ListParagraph"/>
+        <w:numPr>
+          <w:ilvl w:val="0"/>
+          <w:numId w:val="2"/>
+        </w:numPr>
+        <w:spacing w:after="80"/>
+      </w:pPr>
+      <w:r>
+        <w:rPr>
+          <w:rFonts w:ascii="Calibri" w:cs="Calibri" w:eastAsia="Calibri" w:hAnsi="Calibri"/>
+          <w:color w:val="1A1A18"/>
+          <w:sz w:val="22"/>
+          <w:szCs w:val="22"/>
+        </w:rPr>
+        <w:t xml:space="preserve">Система переведе вас на наступний незавершений крок.</w:t>
       </w:r>
     </w:p>
     <w:p>
@@ -1174,7 +1257,121 @@
           <w:sz w:val="22"/>
           <w:szCs w:val="22"/>
         </w:rPr>
-        <w:t xml:space="preserve">Після входу система сама відкриває потрібний екран: вітання, тести, опис спору, лобі або кімнату медіації.</w:t>
+        <w:t xml:space="preserve">Після входу система сама відкриває потрібний екран: вітання, тести, опис спору, лобі або кімнату медіації. Якщо ви учасник кількох кімнат, спочатку з’явиться </w:t>
+      </w:r>
+      <w:r>
+        <w:rPr>
+          <w:rFonts w:ascii="Calibri" w:cs="Calibri" w:eastAsia="Calibri" w:hAnsi="Calibri"/>
+          <w:b/>
+          <w:bCs/>
+          <w:color w:val="1A1A18"/>
+          <w:sz w:val="22"/>
+          <w:szCs w:val="22"/>
+        </w:rPr>
+        <w:t xml:space="preserve">Мої кімнати</w:t>
+      </w:r>
+      <w:r>
+        <w:rPr>
+          <w:rFonts w:ascii="Calibri" w:cs="Calibri" w:eastAsia="Calibri" w:hAnsi="Calibri"/>
+          <w:color w:val="1A1A18"/>
+          <w:sz w:val="22"/>
+          <w:szCs w:val="22"/>
+        </w:rPr>
+        <w:t xml:space="preserve"> — оберіть справу, щоб продовжити. </w:t>
+      </w:r>
+      <w:r>
+        <w:rPr>
+          <w:rFonts w:ascii="Calibri" w:cs="Calibri" w:eastAsia="Calibri" w:hAnsi="Calibri"/>
+          <w:b/>
+          <w:bCs/>
+          <w:color w:val="1A1A18"/>
+          <w:sz w:val="22"/>
+          <w:szCs w:val="22"/>
+        </w:rPr>
+        <w:t xml:space="preserve">Мої кімнати</w:t>
+      </w:r>
+      <w:r>
+        <w:rPr>
+          <w:rFonts w:ascii="Calibri" w:cs="Calibri" w:eastAsia="Calibri" w:hAnsi="Calibri"/>
+          <w:color w:val="1A1A18"/>
+          <w:sz w:val="22"/>
+          <w:szCs w:val="22"/>
+        </w:rPr>
+        <w:t xml:space="preserve"> можна знову відкрити з шапки, поки ви увійшли як сторона.</w:t>
+      </w:r>
+    </w:p>
+    <w:p>
+      <w:pPr>
+        <w:spacing w:after="160" w:line="276"/>
+      </w:pPr>
+      <w:r>
+        <w:rPr>
+          <w:rFonts w:ascii="Calibri" w:cs="Calibri" w:eastAsia="Calibri" w:hAnsi="Calibri"/>
+          <w:color w:val="1A1A18"/>
+          <w:sz w:val="22"/>
+          <w:szCs w:val="22"/>
+        </w:rPr>
+        <w:t xml:space="preserve">Мову інтерфейсу змінюйте перемикачем </w:t>
+      </w:r>
+      <w:r>
+        <w:rPr>
+          <w:rFonts w:ascii="Calibri" w:cs="Calibri" w:eastAsia="Calibri" w:hAnsi="Calibri"/>
+          <w:b/>
+          <w:bCs/>
+          <w:color w:val="1A1A18"/>
+          <w:sz w:val="22"/>
+          <w:szCs w:val="22"/>
+        </w:rPr>
+        <w:t xml:space="preserve">EN | UA</w:t>
+      </w:r>
+      <w:r>
+        <w:rPr>
+          <w:rFonts w:ascii="Calibri" w:cs="Calibri" w:eastAsia="Calibri" w:hAnsi="Calibri"/>
+          <w:color w:val="1A1A18"/>
+          <w:sz w:val="22"/>
+          <w:szCs w:val="22"/>
+        </w:rPr>
+        <w:t xml:space="preserve">. У сесії повідомлення інших показуються вашою мовою (мітка </w:t>
+      </w:r>
+      <w:r>
+        <w:rPr>
+          <w:rFonts w:ascii="Calibri" w:cs="Calibri" w:eastAsia="Calibri" w:hAnsi="Calibri"/>
+          <w:b/>
+          <w:bCs/>
+          <w:color w:val="1A1A18"/>
+          <w:sz w:val="22"/>
+          <w:szCs w:val="22"/>
+        </w:rPr>
+        <w:t xml:space="preserve">Перекладено</w:t>
+      </w:r>
+      <w:r>
+        <w:rPr>
+          <w:rFonts w:ascii="Calibri" w:cs="Calibri" w:eastAsia="Calibri" w:hAnsi="Calibri"/>
+          <w:color w:val="1A1A18"/>
+          <w:sz w:val="22"/>
+          <w:szCs w:val="22"/>
+        </w:rPr>
+        <w:t xml:space="preserve">; можна відкрити оригінал). Перед надсиланням можна натиснути </w:t>
+      </w:r>
+      <w:r>
+        <w:rPr>
+          <w:rFonts w:ascii="Calibri" w:cs="Calibri" w:eastAsia="Calibri" w:hAnsi="Calibri"/>
+          <w:b/>
+          <w:bCs/>
+          <w:color w:val="1A1A18"/>
+          <w:sz w:val="22"/>
+          <w:szCs w:val="22"/>
+        </w:rPr>
+        <w:t xml:space="preserve">Допоможи сформулювати</w:t>
+      </w:r>
+      <w:r>
+        <w:rPr>
+          <w:rFonts w:ascii="Calibri" w:cs="Calibri" w:eastAsia="Calibri" w:hAnsi="Calibri"/>
+          <w:color w:val="1A1A18"/>
+          <w:sz w:val="22"/>
+          <w:szCs w:val="22"/>
+        </w:rPr>
+        <w:t xml:space="preserve"> — текст стане яснішим без зміни змісту. Варіанти рішення та PDF результатів відповідають мові вашого інтерфейсу.</w:t>
       </w:r>
     </w:p>
     <w:p>
@@ -1427,11 +1624,41 @@
       <w:r>
         <w:rPr>
           <w:rFonts w:ascii="Calibri" w:cs="Calibri" w:eastAsia="Calibri" w:hAnsi="Calibri"/>
-          <w:color w:val="1A1A18"/>
-          <w:sz w:val="22"/>
-          <w:szCs w:val="22"/>
-        </w:rPr>
-        <w:t xml:space="preserve">вашу роль: </w:t>
+          <w:b/>
+          <w:bCs/>
+          <w:color w:val="1A1A18"/>
+          <w:sz w:val="22"/>
+          <w:szCs w:val="22"/>
+        </w:rPr>
+        <w:t xml:space="preserve">Мої кімнати</w:t>
+      </w:r>
+      <w:r>
+        <w:rPr>
+          <w:rFonts w:ascii="Calibri" w:cs="Calibri" w:eastAsia="Calibri" w:hAnsi="Calibri"/>
+          <w:color w:val="1A1A18"/>
+          <w:sz w:val="22"/>
+          <w:szCs w:val="22"/>
+        </w:rPr>
+        <w:t xml:space="preserve"> (коли у вас є доступ сторони);</w:t>
+      </w:r>
+    </w:p>
+    <w:p>
+      <w:pPr>
+        <w:pStyle w:val="ListParagraph"/>
+        <w:numPr>
+          <w:ilvl w:val="0"/>
+          <w:numId w:val="1"/>
+        </w:numPr>
+        <w:spacing w:after="80"/>
+      </w:pPr>
+      <w:r>
+        <w:rPr>
+          <w:rFonts w:ascii="Calibri" w:cs="Calibri" w:eastAsia="Calibri" w:hAnsi="Calibri"/>
+          <w:color w:val="1A1A18"/>
+          <w:sz w:val="22"/>
+          <w:szCs w:val="22"/>
+        </w:rPr>
+        <w:t xml:space="preserve">бейдж ролі: </w:t>
       </w:r>
       <w:r>
         <w:rPr>
@@ -1471,6 +1698,96 @@
           <w:sz w:val="22"/>
           <w:szCs w:val="22"/>
         </w:rPr>
+        <w:t xml:space="preserve">, часто з вашою назвою (наприклад </w:t>
+      </w:r>
+      <w:r>
+        <w:rPr>
+          <w:rFonts w:ascii="Calibri" w:cs="Calibri" w:eastAsia="Calibri" w:hAnsi="Calibri"/>
+          <w:b/>
+          <w:bCs/>
+          <w:color w:val="1A1A18"/>
+          <w:sz w:val="22"/>
+          <w:szCs w:val="22"/>
+        </w:rPr>
+        <w:t xml:space="preserve">Сторона А · Позивач</w:t>
+      </w:r>
+      <w:r>
+        <w:rPr>
+          <w:rFonts w:ascii="Calibri" w:cs="Calibri" w:eastAsia="Calibri" w:hAnsi="Calibri"/>
+          <w:color w:val="1A1A18"/>
+          <w:sz w:val="22"/>
+          <w:szCs w:val="22"/>
+        </w:rPr>
+        <w:t xml:space="preserve">);</w:t>
+      </w:r>
+    </w:p>
+    <w:p>
+      <w:pPr>
+        <w:pStyle w:val="ListParagraph"/>
+        <w:numPr>
+          <w:ilvl w:val="0"/>
+          <w:numId w:val="1"/>
+        </w:numPr>
+        <w:spacing w:after="80"/>
+      </w:pPr>
+      <w:r>
+        <w:rPr>
+          <w:rFonts w:ascii="Calibri" w:cs="Calibri" w:eastAsia="Calibri" w:hAnsi="Calibri"/>
+          <w:b/>
+          <w:bCs/>
+          <w:color w:val="1A1A18"/>
+          <w:sz w:val="22"/>
+          <w:szCs w:val="22"/>
+        </w:rPr>
+        <w:t xml:space="preserve">Довідка</w:t>
+      </w:r>
+      <w:r>
+        <w:rPr>
+          <w:rFonts w:ascii="Calibri" w:cs="Calibri" w:eastAsia="Calibri" w:hAnsi="Calibri"/>
+          <w:color w:val="1A1A18"/>
+          <w:sz w:val="22"/>
+          <w:szCs w:val="22"/>
+        </w:rPr>
+        <w:t xml:space="preserve">, перемикач </w:t>
+      </w:r>
+      <w:r>
+        <w:rPr>
+          <w:rFonts w:ascii="Calibri" w:cs="Calibri" w:eastAsia="Calibri" w:hAnsi="Calibri"/>
+          <w:b/>
+          <w:bCs/>
+          <w:color w:val="1A1A18"/>
+          <w:sz w:val="22"/>
+          <w:szCs w:val="22"/>
+        </w:rPr>
+        <w:t xml:space="preserve">EN | UA</w:t>
+      </w:r>
+      <w:r>
+        <w:rPr>
+          <w:rFonts w:ascii="Calibri" w:cs="Calibri" w:eastAsia="Calibri" w:hAnsi="Calibri"/>
+          <w:color w:val="1A1A18"/>
+          <w:sz w:val="22"/>
+          <w:szCs w:val="22"/>
+        </w:rPr>
+        <w:t xml:space="preserve"> і </w:t>
+      </w:r>
+      <w:r>
+        <w:rPr>
+          <w:rFonts w:ascii="Calibri" w:cs="Calibri" w:eastAsia="Calibri" w:hAnsi="Calibri"/>
+          <w:b/>
+          <w:bCs/>
+          <w:color w:val="1A1A18"/>
+          <w:sz w:val="22"/>
+          <w:szCs w:val="22"/>
+        </w:rPr>
+        <w:t xml:space="preserve">Вийти</w:t>
+      </w:r>
+      <w:r>
+        <w:rPr>
+          <w:rFonts w:ascii="Calibri" w:cs="Calibri" w:eastAsia="Calibri" w:hAnsi="Calibri"/>
+          <w:color w:val="1A1A18"/>
+          <w:sz w:val="22"/>
+          <w:szCs w:val="22"/>
+        </w:rPr>
         <w:t xml:space="preserve">;</w:t>
       </w:r>
     </w:p>
@@ -1490,27 +1807,103 @@
           <w:sz w:val="22"/>
           <w:szCs w:val="22"/>
         </w:rPr>
-        <w:t xml:space="preserve">перемикач </w:t>
-      </w:r>
-      <w:r>
-        <w:rPr>
-          <w:rFonts w:ascii="Calibri" w:cs="Calibri" w:eastAsia="Calibri" w:hAnsi="Calibri"/>
-          <w:b/>
-          <w:bCs/>
-          <w:color w:val="1A1A18"/>
-          <w:sz w:val="22"/>
-          <w:szCs w:val="22"/>
-        </w:rPr>
-        <w:t xml:space="preserve">EN | UA</w:t>
-      </w:r>
-      <w:r>
-        <w:rPr>
-          <w:rFonts w:ascii="Calibri" w:cs="Calibri" w:eastAsia="Calibri" w:hAnsi="Calibri"/>
-          <w:color w:val="1A1A18"/>
-          <w:sz w:val="22"/>
-          <w:szCs w:val="22"/>
-        </w:rPr>
-        <w:t xml:space="preserve">;</w:t>
+        <w:t xml:space="preserve">банер: </w:t>
+      </w:r>
+      <w:r>
+        <w:rPr>
+          <w:rFonts w:ascii="Calibri" w:cs="Calibri" w:eastAsia="Calibri" w:hAnsi="Calibri"/>
+          <w:b/>
+          <w:bCs/>
+          <w:color w:val="1A1A18"/>
+          <w:sz w:val="22"/>
+          <w:szCs w:val="22"/>
+        </w:rPr>
+        <w:t xml:space="preserve">Правова інформація, а не юридична порада.</w:t>
+      </w:r>
+    </w:p>
+    <w:p>
+      <w:pPr>
+        <w:spacing w:after="160" w:line="276"/>
+      </w:pPr>
+      <w:r>
+        <w:rPr>
+          <w:rFonts w:ascii="Calibri" w:cs="Calibri" w:eastAsia="Calibri" w:hAnsi="Calibri"/>
+          <w:color w:val="1A1A18"/>
+          <w:sz w:val="22"/>
+          <w:szCs w:val="22"/>
+        </w:rPr>
+        <w:t xml:space="preserve">На сторінці кімнати в заголовку видно вашу роль (і назву) з </w:t>
+      </w:r>
+      <w:r>
+        <w:rPr>
+          <w:rFonts w:ascii="Calibri" w:cs="Calibri" w:eastAsia="Calibri" w:hAnsi="Calibri"/>
+          <w:b/>
+          <w:bCs/>
+          <w:color w:val="1A1A18"/>
+          <w:sz w:val="22"/>
+          <w:szCs w:val="22"/>
+        </w:rPr>
+        <w:t xml:space="preserve">назвою кімнати</w:t>
+      </w:r>
+      <w:r>
+        <w:rPr>
+          <w:rFonts w:ascii="Calibri" w:cs="Calibri" w:eastAsia="Calibri" w:hAnsi="Calibri"/>
+          <w:color w:val="1A1A18"/>
+          <w:sz w:val="22"/>
+          <w:szCs w:val="22"/>
+        </w:rPr>
+        <w:t xml:space="preserve"> під нею.</w:t>
+      </w:r>
+    </w:p>
+    <w:p>
+      <w:pPr>
+        <w:pStyle w:val="Heading3"/>
+        <w:spacing w:after="80" w:before="200"/>
+      </w:pPr>
+      <w:r>
+        <w:rPr>
+          <w:rFonts w:ascii="Calibri" w:cs="Calibri" w:eastAsia="Calibri" w:hAnsi="Calibri"/>
+          <w:b/>
+          <w:bCs/>
+          <w:color w:val="1A1A18"/>
+          <w:sz w:val="24"/>
+          <w:szCs w:val="24"/>
+        </w:rPr>
+        <w:t xml:space="preserve">Сповіщення про статус (тостери)</w:t>
+      </w:r>
+    </w:p>
+    <w:p>
+      <w:pPr>
+        <w:spacing w:after="160" w:line="276"/>
+      </w:pPr>
+      <w:r>
+        <w:rPr>
+          <w:rFonts w:ascii="Calibri" w:cs="Calibri" w:eastAsia="Calibri" w:hAnsi="Calibri"/>
+          <w:color w:val="1A1A18"/>
+          <w:sz w:val="22"/>
+          <w:szCs w:val="22"/>
+        </w:rPr>
+        <w:t xml:space="preserve">Під час лобі та живої сесії очікування й дії з’являються як </w:t>
+      </w:r>
+      <w:r>
+        <w:rPr>
+          <w:rFonts w:ascii="Calibri" w:cs="Calibri" w:eastAsia="Calibri" w:hAnsi="Calibri"/>
+          <w:b/>
+          <w:bCs/>
+          <w:color w:val="1A1A18"/>
+          <w:sz w:val="22"/>
+          <w:szCs w:val="22"/>
+        </w:rPr>
+        <w:t xml:space="preserve">тостери</w:t>
+      </w:r>
+      <w:r>
+        <w:rPr>
+          <w:rFonts w:ascii="Calibri" w:cs="Calibri" w:eastAsia="Calibri" w:hAnsi="Calibri"/>
+          <w:color w:val="1A1A18"/>
+          <w:sz w:val="22"/>
+          <w:szCs w:val="22"/>
+        </w:rPr>
+        <w:t xml:space="preserve"> (зліва вгорі), а не довгі банери в тілі сторінки:</w:t>
       </w:r>
     </w:p>
     <w:p>
@@ -1525,31 +1918,22 @@
       <w:r>
         <w:rPr>
           <w:rFonts w:ascii="Calibri" w:cs="Calibri" w:eastAsia="Calibri" w:hAnsi="Calibri"/>
-          <w:color w:val="1A1A18"/>
-          <w:sz w:val="22"/>
-          <w:szCs w:val="22"/>
-        </w:rPr>
-        <w:t xml:space="preserve">кнопку </w:t>
-      </w:r>
-      <w:r>
-        <w:rPr>
-          <w:rFonts w:ascii="Calibri" w:cs="Calibri" w:eastAsia="Calibri" w:hAnsi="Calibri"/>
-          <w:b/>
-          <w:bCs/>
-          <w:color w:val="1A1A18"/>
-          <w:sz w:val="22"/>
-          <w:szCs w:val="22"/>
-        </w:rPr>
-        <w:t xml:space="preserve">Вийти</w:t>
-      </w:r>
-      <w:r>
-        <w:rPr>
-          <w:rFonts w:ascii="Calibri" w:cs="Calibri" w:eastAsia="Calibri" w:hAnsi="Calibri"/>
-          <w:color w:val="1A1A18"/>
-          <w:sz w:val="22"/>
-          <w:szCs w:val="22"/>
-        </w:rPr>
-        <w:t xml:space="preserve">;</w:t>
+          <w:b/>
+          <w:bCs/>
+          <w:color w:val="1A1A18"/>
+          <w:sz w:val="22"/>
+          <w:szCs w:val="22"/>
+        </w:rPr>
+        <w:t xml:space="preserve">Бурштиновий</w:t>
+      </w:r>
+      <w:r>
+        <w:rPr>
+          <w:rFonts w:ascii="Calibri" w:cs="Calibri" w:eastAsia="Calibri" w:hAnsi="Calibri"/>
+          <w:color w:val="1A1A18"/>
+          <w:sz w:val="22"/>
+          <w:szCs w:val="22"/>
+        </w:rPr>
+        <w:t xml:space="preserve"> — очікування (ШІ працює, інша сторона відповідає, генеруються варіанти/компроміс/угода, очікування медіатора);</w:t>
       </w:r>
     </w:p>
     <w:p>
@@ -1564,22 +1948,36 @@
       <w:r>
         <w:rPr>
           <w:rFonts w:ascii="Calibri" w:cs="Calibri" w:eastAsia="Calibri" w:hAnsi="Calibri"/>
-          <w:color w:val="1A1A18"/>
-          <w:sz w:val="22"/>
-          <w:szCs w:val="22"/>
-        </w:rPr>
-        <w:t xml:space="preserve">банер: </w:t>
-      </w:r>
-      <w:r>
-        <w:rPr>
-          <w:rFonts w:ascii="Calibri" w:cs="Calibri" w:eastAsia="Calibri" w:hAnsi="Calibri"/>
-          <w:b/>
-          <w:bCs/>
-          <w:color w:val="1A1A18"/>
-          <w:sz w:val="22"/>
-          <w:szCs w:val="22"/>
-        </w:rPr>
-        <w:t xml:space="preserve">Правова інформація, а не юридична порада.</w:t>
+          <w:b/>
+          <w:bCs/>
+          <w:color w:val="1A1A18"/>
+          <w:sz w:val="22"/>
+          <w:szCs w:val="22"/>
+        </w:rPr>
+        <w:t xml:space="preserve">Зелений</w:t>
+      </w:r>
+      <w:r>
+        <w:rPr>
+          <w:rFonts w:ascii="Calibri" w:cs="Calibri" w:eastAsia="Calibri" w:hAnsi="Calibri"/>
+          <w:color w:val="1A1A18"/>
+          <w:sz w:val="22"/>
+          <w:szCs w:val="22"/>
+        </w:rPr>
+        <w:t xml:space="preserve"> — ваша черга діяти (нове запитання, готові варіанти, компроміс, угода).</w:t>
+      </w:r>
+    </w:p>
+    <w:p>
+      <w:pPr>
+        <w:spacing w:after="160" w:line="276"/>
+      </w:pPr>
+      <w:r>
+        <w:rPr>
+          <w:rFonts w:ascii="Calibri" w:cs="Calibri" w:eastAsia="Calibri" w:hAnsi="Calibri"/>
+          <w:color w:val="1A1A18"/>
+          <w:sz w:val="22"/>
+          <w:szCs w:val="22"/>
+        </w:rPr>
+        <w:t xml:space="preserve">Зазвичай сторінку оновлювати не потрібно — кімната оновлюється сама.</w:t>
       </w:r>
     </w:p>
     <w:p>
@@ -2111,13 +2509,13 @@
             <w:r>
               <w:rPr>
                 <w:rFonts w:ascii="Calibri" w:cs="Calibri" w:eastAsia="Calibri" w:hAnsi="Calibri"/>
-                <w:b w:val="false"/>
-                <w:bCs w:val="false"/>
+                <w:b/>
+                <w:bCs/>
                 <w:color w:val="1A1A18"/>
                 <w:sz w:val="18"/>
                 <w:szCs w:val="18"/>
               </w:rPr>
-              <w:t xml:space="preserve">**Який мій тип характеру**</w:t>
+              <w:t xml:space="preserve">Який мій тип характеру</w:t>
             </w:r>
           </w:p>
         </w:tc>
@@ -2135,8 +2533,6 @@
             <w:r>
               <w:rPr>
                 <w:rFonts w:ascii="Calibri" w:cs="Calibri" w:eastAsia="Calibri" w:hAnsi="Calibri"/>
-                <w:b w:val="false"/>
-                <w:bCs w:val="false"/>
                 <w:color w:val="1A1A18"/>
                 <w:sz w:val="18"/>
                 <w:szCs w:val="18"/>
@@ -2161,13 +2557,13 @@
             <w:r>
               <w:rPr>
                 <w:rFonts w:ascii="Calibri" w:cs="Calibri" w:eastAsia="Calibri" w:hAnsi="Calibri"/>
-                <w:b w:val="false"/>
-                <w:bCs w:val="false"/>
+                <w:b/>
+                <w:bCs/>
                 <w:color w:val="1A1A18"/>
                 <w:sz w:val="18"/>
                 <w:szCs w:val="18"/>
               </w:rPr>
-              <w:t xml:space="preserve">**Обличчям до страху**</w:t>
+              <w:t xml:space="preserve">Обличчям до страху</w:t>
             </w:r>
           </w:p>
         </w:tc>
@@ -2185,8 +2581,6 @@
             <w:r>
               <w:rPr>
                 <w:rFonts w:ascii="Calibri" w:cs="Calibri" w:eastAsia="Calibri" w:hAnsi="Calibri"/>
-                <w:b w:val="false"/>
-                <w:bCs w:val="false"/>
                 <w:color w:val="1A1A18"/>
                 <w:sz w:val="18"/>
                 <w:szCs w:val="18"/>
@@ -2211,13 +2605,13 @@
             <w:r>
               <w:rPr>
                 <w:rFonts w:ascii="Calibri" w:cs="Calibri" w:eastAsia="Calibri" w:hAnsi="Calibri"/>
-                <w:b w:val="false"/>
-                <w:bCs w:val="false"/>
+                <w:b/>
+                <w:bCs/>
                 <w:color w:val="1A1A18"/>
                 <w:sz w:val="18"/>
                 <w:szCs w:val="18"/>
               </w:rPr>
-              <w:t xml:space="preserve">**Риси характеру**</w:t>
+              <w:t xml:space="preserve">Риси характеру</w:t>
             </w:r>
           </w:p>
         </w:tc>
@@ -2235,8 +2629,6 @@
             <w:r>
               <w:rPr>
                 <w:rFonts w:ascii="Calibri" w:cs="Calibri" w:eastAsia="Calibri" w:hAnsi="Calibri"/>
-                <w:b w:val="false"/>
-                <w:bCs w:val="false"/>
                 <w:color w:val="1A1A18"/>
                 <w:sz w:val="18"/>
                 <w:szCs w:val="18"/>
@@ -2261,13 +2653,13 @@
             <w:r>
               <w:rPr>
                 <w:rFonts w:ascii="Calibri" w:cs="Calibri" w:eastAsia="Calibri" w:hAnsi="Calibri"/>
-                <w:b w:val="false"/>
-                <w:bCs w:val="false"/>
+                <w:b/>
+                <w:bCs/>
                 <w:color w:val="1A1A18"/>
                 <w:sz w:val="18"/>
                 <w:szCs w:val="18"/>
               </w:rPr>
-              <w:t xml:space="preserve">**Конфлікти особистості**</w:t>
+              <w:t xml:space="preserve">Конфлікти особистості</w:t>
             </w:r>
           </w:p>
         </w:tc>
@@ -2285,8 +2677,6 @@
             <w:r>
               <w:rPr>
                 <w:rFonts w:ascii="Calibri" w:cs="Calibri" w:eastAsia="Calibri" w:hAnsi="Calibri"/>
-                <w:b w:val="false"/>
-                <w:bCs w:val="false"/>
                 <w:color w:val="1A1A18"/>
                 <w:sz w:val="18"/>
                 <w:szCs w:val="18"/>
@@ -3406,8 +3796,6 @@
             <w:r>
               <w:rPr>
                 <w:rFonts w:ascii="Calibri" w:cs="Calibri" w:eastAsia="Calibri" w:hAnsi="Calibri"/>
-                <w:b w:val="false"/>
-                <w:bCs w:val="false"/>
                 <w:color w:val="1A1A18"/>
                 <w:sz w:val="18"/>
                 <w:szCs w:val="18"/>
@@ -3430,8 +3818,6 @@
             <w:r>
               <w:rPr>
                 <w:rFonts w:ascii="Calibri" w:cs="Calibri" w:eastAsia="Calibri" w:hAnsi="Calibri"/>
-                <w:b w:val="false"/>
-                <w:bCs w:val="false"/>
                 <w:color w:val="1A1A18"/>
                 <w:sz w:val="18"/>
                 <w:szCs w:val="18"/>
@@ -3456,8 +3842,6 @@
             <w:r>
               <w:rPr>
                 <w:rFonts w:ascii="Calibri" w:cs="Calibri" w:eastAsia="Calibri" w:hAnsi="Calibri"/>
-                <w:b w:val="false"/>
-                <w:bCs w:val="false"/>
                 <w:color w:val="1A1A18"/>
                 <w:sz w:val="18"/>
                 <w:szCs w:val="18"/>
@@ -3480,8 +3864,6 @@
             <w:r>
               <w:rPr>
                 <w:rFonts w:ascii="Calibri" w:cs="Calibri" w:eastAsia="Calibri" w:hAnsi="Calibri"/>
-                <w:b w:val="false"/>
-                <w:bCs w:val="false"/>
                 <w:color w:val="1A1A18"/>
                 <w:sz w:val="18"/>
                 <w:szCs w:val="18"/>
@@ -3506,8 +3888,6 @@
             <w:r>
               <w:rPr>
                 <w:rFonts w:ascii="Calibri" w:cs="Calibri" w:eastAsia="Calibri" w:hAnsi="Calibri"/>
-                <w:b w:val="false"/>
-                <w:bCs w:val="false"/>
                 <w:color w:val="1A1A18"/>
                 <w:sz w:val="18"/>
                 <w:szCs w:val="18"/>
@@ -3530,8 +3910,6 @@
             <w:r>
               <w:rPr>
                 <w:rFonts w:ascii="Calibri" w:cs="Calibri" w:eastAsia="Calibri" w:hAnsi="Calibri"/>
-                <w:b w:val="false"/>
-                <w:bCs w:val="false"/>
                 <w:color w:val="1A1A18"/>
                 <w:sz w:val="18"/>
                 <w:szCs w:val="18"/>
@@ -3556,8 +3934,6 @@
             <w:r>
               <w:rPr>
                 <w:rFonts w:ascii="Calibri" w:cs="Calibri" w:eastAsia="Calibri" w:hAnsi="Calibri"/>
-                <w:b w:val="false"/>
-                <w:bCs w:val="false"/>
                 <w:color w:val="1A1A18"/>
                 <w:sz w:val="18"/>
                 <w:szCs w:val="18"/>
@@ -3580,8 +3956,6 @@
             <w:r>
               <w:rPr>
                 <w:rFonts w:ascii="Calibri" w:cs="Calibri" w:eastAsia="Calibri" w:hAnsi="Calibri"/>
-                <w:b w:val="false"/>
-                <w:bCs w:val="false"/>
                 <w:color w:val="1A1A18"/>
                 <w:sz w:val="18"/>
                 <w:szCs w:val="18"/>
@@ -3606,8 +3980,6 @@
             <w:r>
               <w:rPr>
                 <w:rFonts w:ascii="Calibri" w:cs="Calibri" w:eastAsia="Calibri" w:hAnsi="Calibri"/>
-                <w:b w:val="false"/>
-                <w:bCs w:val="false"/>
                 <w:color w:val="1A1A18"/>
                 <w:sz w:val="18"/>
                 <w:szCs w:val="18"/>
@@ -3630,13 +4002,22 @@
             <w:r>
               <w:rPr>
                 <w:rFonts w:ascii="Calibri" w:cs="Calibri" w:eastAsia="Calibri" w:hAnsi="Calibri"/>
-                <w:b w:val="false"/>
-                <w:bCs w:val="false"/>
                 <w:color w:val="1A1A18"/>
                 <w:sz w:val="18"/>
                 <w:szCs w:val="18"/>
               </w:rPr>
-              <w:t xml:space="preserve">Натисніть **Почати медіацію**</w:t>
+              <w:t xml:space="preserve">Натисніть </w:t>
+            </w:r>
+            <w:r>
+              <w:rPr>
+                <w:rFonts w:ascii="Calibri" w:cs="Calibri" w:eastAsia="Calibri" w:hAnsi="Calibri"/>
+                <w:b/>
+                <w:bCs/>
+                <w:color w:val="1A1A18"/>
+                <w:sz w:val="18"/>
+                <w:szCs w:val="18"/>
+              </w:rPr>
+              <w:t xml:space="preserve">Почати медіацію</w:t>
             </w:r>
           </w:p>
         </w:tc>
@@ -4218,13 +4599,13 @@
             <w:r>
               <w:rPr>
                 <w:rFonts w:ascii="Calibri" w:cs="Calibri" w:eastAsia="Calibri" w:hAnsi="Calibri"/>
-                <w:b w:val="false"/>
-                <w:bCs w:val="false"/>
+                <w:b/>
+                <w:bCs/>
                 <w:color w:val="1A1A18"/>
                 <w:sz w:val="18"/>
                 <w:szCs w:val="18"/>
               </w:rPr>
-              <w:t xml:space="preserve">**Відкриття**</w:t>
+              <w:t xml:space="preserve">Відкриття</w:t>
             </w:r>
           </w:p>
         </w:tc>
@@ -4242,8 +4623,6 @@
             <w:r>
               <w:rPr>
                 <w:rFonts w:ascii="Calibri" w:cs="Calibri" w:eastAsia="Calibri" w:hAnsi="Calibri"/>
-                <w:b w:val="false"/>
-                <w:bCs w:val="false"/>
                 <w:color w:val="1A1A18"/>
                 <w:sz w:val="18"/>
                 <w:szCs w:val="18"/>
@@ -4268,13 +4647,13 @@
             <w:r>
               <w:rPr>
                 <w:rFonts w:ascii="Calibri" w:cs="Calibri" w:eastAsia="Calibri" w:hAnsi="Calibri"/>
-                <w:b w:val="false"/>
-                <w:bCs w:val="false"/>
+                <w:b/>
+                <w:bCs/>
                 <w:color w:val="1A1A18"/>
                 <w:sz w:val="18"/>
                 <w:szCs w:val="18"/>
               </w:rPr>
-              <w:t xml:space="preserve">**Діалог**</w:t>
+              <w:t xml:space="preserve">Діалог</w:t>
             </w:r>
           </w:p>
         </w:tc>
@@ -4292,8 +4671,6 @@
             <w:r>
               <w:rPr>
                 <w:rFonts w:ascii="Calibri" w:cs="Calibri" w:eastAsia="Calibri" w:hAnsi="Calibri"/>
-                <w:b w:val="false"/>
-                <w:bCs w:val="false"/>
                 <w:color w:val="1A1A18"/>
                 <w:sz w:val="18"/>
                 <w:szCs w:val="18"/>
@@ -4318,13 +4695,13 @@
             <w:r>
               <w:rPr>
                 <w:rFonts w:ascii="Calibri" w:cs="Calibri" w:eastAsia="Calibri" w:hAnsi="Calibri"/>
-                <w:b w:val="false"/>
-                <w:bCs w:val="false"/>
+                <w:b/>
+                <w:bCs/>
                 <w:color w:val="1A1A18"/>
                 <w:sz w:val="18"/>
                 <w:szCs w:val="18"/>
               </w:rPr>
-              <w:t xml:space="preserve">**Генерація варіантів**</w:t>
+              <w:t xml:space="preserve">Генерація варіантів</w:t>
             </w:r>
           </w:p>
         </w:tc>
@@ -4342,8 +4719,6 @@
             <w:r>
               <w:rPr>
                 <w:rFonts w:ascii="Calibri" w:cs="Calibri" w:eastAsia="Calibri" w:hAnsi="Calibri"/>
-                <w:b w:val="false"/>
-                <w:bCs w:val="false"/>
                 <w:color w:val="1A1A18"/>
                 <w:sz w:val="18"/>
                 <w:szCs w:val="18"/>
@@ -4368,13 +4743,13 @@
             <w:r>
               <w:rPr>
                 <w:rFonts w:ascii="Calibri" w:cs="Calibri" w:eastAsia="Calibri" w:hAnsi="Calibri"/>
-                <w:b w:val="false"/>
-                <w:bCs w:val="false"/>
+                <w:b/>
+                <w:bCs/>
                 <w:color w:val="1A1A18"/>
                 <w:sz w:val="18"/>
                 <w:szCs w:val="18"/>
               </w:rPr>
-              <w:t xml:space="preserve">**Голосування**</w:t>
+              <w:t xml:space="preserve">Голосування</w:t>
             </w:r>
           </w:p>
         </w:tc>
@@ -4392,8 +4767,6 @@
             <w:r>
               <w:rPr>
                 <w:rFonts w:ascii="Calibri" w:cs="Calibri" w:eastAsia="Calibri" w:hAnsi="Calibri"/>
-                <w:b w:val="false"/>
-                <w:bCs w:val="false"/>
                 <w:color w:val="1A1A18"/>
                 <w:sz w:val="18"/>
                 <w:szCs w:val="18"/>
@@ -4418,13 +4791,13 @@
             <w:r>
               <w:rPr>
                 <w:rFonts w:ascii="Calibri" w:cs="Calibri" w:eastAsia="Calibri" w:hAnsi="Calibri"/>
-                <w:b w:val="false"/>
-                <w:bCs w:val="false"/>
+                <w:b/>
+                <w:bCs/>
                 <w:color w:val="1A1A18"/>
                 <w:sz w:val="18"/>
                 <w:szCs w:val="18"/>
               </w:rPr>
-              <w:t xml:space="preserve">**Друге голосування**</w:t>
+              <w:t xml:space="preserve">Друге голосування</w:t>
             </w:r>
           </w:p>
         </w:tc>
@@ -4442,8 +4815,6 @@
             <w:r>
               <w:rPr>
                 <w:rFonts w:ascii="Calibri" w:cs="Calibri" w:eastAsia="Calibri" w:hAnsi="Calibri"/>
-                <w:b w:val="false"/>
-                <w:bCs w:val="false"/>
                 <w:color w:val="1A1A18"/>
                 <w:sz w:val="18"/>
                 <w:szCs w:val="18"/>
@@ -4468,13 +4839,13 @@
             <w:r>
               <w:rPr>
                 <w:rFonts w:ascii="Calibri" w:cs="Calibri" w:eastAsia="Calibri" w:hAnsi="Calibri"/>
-                <w:b w:val="false"/>
-                <w:bCs w:val="false"/>
+                <w:b/>
+                <w:bCs/>
                 <w:color w:val="1A1A18"/>
                 <w:sz w:val="18"/>
                 <w:szCs w:val="18"/>
               </w:rPr>
-              <w:t xml:space="preserve">**Угода**</w:t>
+              <w:t xml:space="preserve">Угода</w:t>
             </w:r>
           </w:p>
         </w:tc>
@@ -4492,8 +4863,6 @@
             <w:r>
               <w:rPr>
                 <w:rFonts w:ascii="Calibri" w:cs="Calibri" w:eastAsia="Calibri" w:hAnsi="Calibri"/>
-                <w:b w:val="false"/>
-                <w:bCs w:val="false"/>
                 <w:color w:val="1A1A18"/>
                 <w:sz w:val="18"/>
                 <w:szCs w:val="18"/>
@@ -4518,13 +4887,13 @@
             <w:r>
               <w:rPr>
                 <w:rFonts w:ascii="Calibri" w:cs="Calibri" w:eastAsia="Calibri" w:hAnsi="Calibri"/>
-                <w:b w:val="false"/>
-                <w:bCs w:val="false"/>
+                <w:b/>
+                <w:bCs/>
                 <w:color w:val="1A1A18"/>
                 <w:sz w:val="18"/>
                 <w:szCs w:val="18"/>
               </w:rPr>
-              <w:t xml:space="preserve">**Завершено**</w:t>
+              <w:t xml:space="preserve">Завершено</w:t>
             </w:r>
           </w:p>
         </w:tc>
@@ -4542,8 +4911,6 @@
             <w:r>
               <w:rPr>
                 <w:rFonts w:ascii="Calibri" w:cs="Calibri" w:eastAsia="Calibri" w:hAnsi="Calibri"/>
-                <w:b w:val="false"/>
-                <w:bCs w:val="false"/>
                 <w:color w:val="1A1A18"/>
                 <w:sz w:val="18"/>
                 <w:szCs w:val="18"/>
@@ -5073,7 +5440,27 @@
           <w:sz w:val="22"/>
           <w:szCs w:val="22"/>
         </w:rPr>
-        <w:t xml:space="preserve"> сесії, а не зворотний відлік 60 хвилин;</w:t>
+        <w:t xml:space="preserve"> сесії (</w:t>
+      </w:r>
+      <w:r>
+        <w:rPr>
+          <w:rFonts w:ascii="Calibri" w:cs="Calibri" w:eastAsia="Calibri" w:hAnsi="Calibri"/>
+          <w:b/>
+          <w:bCs/>
+          <w:color w:val="1A1A18"/>
+          <w:sz w:val="22"/>
+          <w:szCs w:val="22"/>
+        </w:rPr>
+        <w:t xml:space="preserve">Час сесії</w:t>
+      </w:r>
+      <w:r>
+        <w:rPr>
+          <w:rFonts w:ascii="Calibri" w:cs="Calibri" w:eastAsia="Calibri" w:hAnsi="Calibri"/>
+          <w:color w:val="1A1A18"/>
+          <w:sz w:val="22"/>
+          <w:szCs w:val="22"/>
+        </w:rPr>
+        <w:t xml:space="preserve">), а не зворотний відлік 60 хвилин;</w:t>
       </w:r>
     </w:p>
     <w:p>
@@ -5169,18 +5556,46 @@
           <w:sz w:val="22"/>
           <w:szCs w:val="22"/>
         </w:rPr>
-        <w:t xml:space="preserve">якщо голоси розійшлися, компроміс з’явиться лише після того, як медіатор його опублікує: </w:t>
-      </w:r>
-      <w:r>
-        <w:rPr>
-          <w:rFonts w:ascii="Calibri" w:cs="Calibri" w:eastAsia="Calibri" w:hAnsi="Calibri"/>
-          <w:b/>
-          <w:bCs/>
-          <w:color w:val="1A1A18"/>
-          <w:sz w:val="22"/>
-          <w:szCs w:val="22"/>
-        </w:rPr>
-        <w:t xml:space="preserve">Очікуємо, поки медіатор опублікує компромісний варіант.</w:t>
+        <w:t xml:space="preserve">якщо голоси розійшлися, компроміс з’явиться лише після того, як медіатор його опублікує (бурштиновий тостер: очікування публікації компромісу);</w:t>
+      </w:r>
+    </w:p>
+    <w:p>
+      <w:pPr>
+        <w:pStyle w:val="ListParagraph"/>
+        <w:numPr>
+          <w:ilvl w:val="0"/>
+          <w:numId w:val="1"/>
+        </w:numPr>
+        <w:spacing w:after="80"/>
+      </w:pPr>
+      <w:r>
+        <w:rPr>
+          <w:rFonts w:ascii="Calibri" w:cs="Calibri" w:eastAsia="Calibri" w:hAnsi="Calibri"/>
+          <w:color w:val="1A1A18"/>
+          <w:sz w:val="22"/>
+          <w:szCs w:val="22"/>
+        </w:rPr>
+        <w:t xml:space="preserve">проєкт угоди з’явиться для вас лише після того, як медіатор його </w:t>
+      </w:r>
+      <w:r>
+        <w:rPr>
+          <w:rFonts w:ascii="Calibri" w:cs="Calibri" w:eastAsia="Calibri" w:hAnsi="Calibri"/>
+          <w:b/>
+          <w:bCs/>
+          <w:color w:val="1A1A18"/>
+          <w:sz w:val="22"/>
+          <w:szCs w:val="22"/>
+        </w:rPr>
+        <w:t xml:space="preserve">опублікує</w:t>
+      </w:r>
+      <w:r>
+        <w:rPr>
+          <w:rFonts w:ascii="Calibri" w:cs="Calibri" w:eastAsia="Calibri" w:hAnsi="Calibri"/>
+          <w:color w:val="1A1A18"/>
+          <w:sz w:val="22"/>
+          <w:szCs w:val="22"/>
+        </w:rPr>
+        <w:t xml:space="preserve"> (доти: очікування фіналізації угоди медіатором).</w:t>
       </w:r>
     </w:p>
     <w:p>
@@ -5194,7 +5609,7 @@
           <w:sz w:val="22"/>
           <w:szCs w:val="22"/>
         </w:rPr>
-        <w:t xml:space="preserve">Сповіщення під час сесії:</w:t>
+        <w:t xml:space="preserve">Типові тостери під час сесії:</w:t>
       </w:r>
     </w:p>
     <w:tbl>
@@ -5235,7 +5650,7 @@
                 <w:sz w:val="18"/>
                 <w:szCs w:val="18"/>
               </w:rPr>
-              <w:t xml:space="preserve">Сповіщення</w:t>
+              <w:t xml:space="preserve">Тостер</w:t>
             </w:r>
           </w:p>
         </w:tc>
@@ -5280,13 +5695,11 @@
             <w:r>
               <w:rPr>
                 <w:rFonts w:ascii="Calibri" w:cs="Calibri" w:eastAsia="Calibri" w:hAnsi="Calibri"/>
-                <w:b w:val="false"/>
-                <w:bCs w:val="false"/>
                 <w:color w:val="1A1A18"/>
                 <w:sz w:val="18"/>
                 <w:szCs w:val="18"/>
               </w:rPr>
-              <w:t xml:space="preserve">**У вас нове запитання від медіатора.**</w:t>
+              <w:t xml:space="preserve">Нове запитання від медіатора</w:t>
             </w:r>
           </w:p>
         </w:tc>
@@ -5304,8 +5717,6 @@
             <w:r>
               <w:rPr>
                 <w:rFonts w:ascii="Calibri" w:cs="Calibri" w:eastAsia="Calibri" w:hAnsi="Calibri"/>
-                <w:b w:val="false"/>
-                <w:bCs w:val="false"/>
                 <w:color w:val="1A1A18"/>
                 <w:sz w:val="18"/>
                 <w:szCs w:val="18"/>
@@ -5330,13 +5741,11 @@
             <w:r>
               <w:rPr>
                 <w:rFonts w:ascii="Calibri" w:cs="Calibri" w:eastAsia="Calibri" w:hAnsi="Calibri"/>
-                <w:b w:val="false"/>
-                <w:bCs w:val="false"/>
                 <w:color w:val="1A1A18"/>
                 <w:sz w:val="18"/>
                 <w:szCs w:val="18"/>
               </w:rPr>
-              <w:t xml:space="preserve">**Варіанти рішення готові до перегляду.**</w:t>
+              <w:t xml:space="preserve">Варіанти рішення готові</w:t>
             </w:r>
           </w:p>
         </w:tc>
@@ -5354,8 +5763,6 @@
             <w:r>
               <w:rPr>
                 <w:rFonts w:ascii="Calibri" w:cs="Calibri" w:eastAsia="Calibri" w:hAnsi="Calibri"/>
-                <w:b w:val="false"/>
-                <w:bCs w:val="false"/>
                 <w:color w:val="1A1A18"/>
                 <w:sz w:val="18"/>
                 <w:szCs w:val="18"/>
@@ -5380,13 +5787,11 @@
             <w:r>
               <w:rPr>
                 <w:rFonts w:ascii="Calibri" w:cs="Calibri" w:eastAsia="Calibri" w:hAnsi="Calibri"/>
-                <w:b w:val="false"/>
-                <w:bCs w:val="false"/>
                 <w:color w:val="1A1A18"/>
                 <w:sz w:val="18"/>
                 <w:szCs w:val="18"/>
               </w:rPr>
-              <w:t xml:space="preserve">**Компромісний варіант готовий до голосування.**</w:t>
+              <w:t xml:space="preserve">Компроміс готовий — проголосуйте</w:t>
             </w:r>
           </w:p>
         </w:tc>
@@ -5404,8 +5809,6 @@
             <w:r>
               <w:rPr>
                 <w:rFonts w:ascii="Calibri" w:cs="Calibri" w:eastAsia="Calibri" w:hAnsi="Calibri"/>
-                <w:b w:val="false"/>
-                <w:bCs w:val="false"/>
                 <w:color w:val="1A1A18"/>
                 <w:sz w:val="18"/>
                 <w:szCs w:val="18"/>
@@ -5430,13 +5833,11 @@
             <w:r>
               <w:rPr>
                 <w:rFonts w:ascii="Calibri" w:cs="Calibri" w:eastAsia="Calibri" w:hAnsi="Calibri"/>
-                <w:b w:val="false"/>
-                <w:bCs w:val="false"/>
                 <w:color w:val="1A1A18"/>
                 <w:sz w:val="18"/>
                 <w:szCs w:val="18"/>
               </w:rPr>
-              <w:t xml:space="preserve">**Чернетка угоди готова до перегляду.**</w:t>
+              <w:t xml:space="preserve">Очікуємо голос іншої сторони за компроміс</w:t>
             </w:r>
           </w:p>
         </w:tc>
@@ -5454,13 +5855,11 @@
             <w:r>
               <w:rPr>
                 <w:rFonts w:ascii="Calibri" w:cs="Calibri" w:eastAsia="Calibri" w:hAnsi="Calibri"/>
-                <w:b w:val="false"/>
-                <w:bCs w:val="false"/>
                 <w:color w:val="1A1A18"/>
                 <w:sz w:val="18"/>
                 <w:szCs w:val="18"/>
               </w:rPr>
-              <w:t xml:space="preserve">Натисніть **Я приймаю**, якщо згодні</w:t>
+              <w:t xml:space="preserve">Ви вже проголосували; чекайте іншу сторону</w:t>
             </w:r>
           </w:p>
         </w:tc>
@@ -5480,13 +5879,11 @@
             <w:r>
               <w:rPr>
                 <w:rFonts w:ascii="Calibri" w:cs="Calibri" w:eastAsia="Calibri" w:hAnsi="Calibri"/>
-                <w:b w:val="false"/>
-                <w:bCs w:val="false"/>
                 <w:color w:val="1A1A18"/>
                 <w:sz w:val="18"/>
                 <w:szCs w:val="18"/>
               </w:rPr>
-              <w:t xml:space="preserve">**Сесію медіації завершено.**</w:t>
+              <w:t xml:space="preserve">Чернетка угоди готова / очікуємо фіналізації медіатором</w:t>
             </w:r>
           </w:p>
         </w:tc>
@@ -5504,8 +5901,72 @@
             <w:r>
               <w:rPr>
                 <w:rFonts w:ascii="Calibri" w:cs="Calibri" w:eastAsia="Calibri" w:hAnsi="Calibri"/>
-                <w:b w:val="false"/>
-                <w:bCs w:val="false"/>
+                <w:color w:val="1A1A18"/>
+                <w:sz w:val="18"/>
+                <w:szCs w:val="18"/>
+              </w:rPr>
+              <w:t xml:space="preserve">Перегляньте й </w:t>
+            </w:r>
+            <w:r>
+              <w:rPr>
+                <w:rFonts w:ascii="Calibri" w:cs="Calibri" w:eastAsia="Calibri" w:hAnsi="Calibri"/>
+                <w:b/>
+                <w:bCs/>
+                <w:color w:val="1A1A18"/>
+                <w:sz w:val="18"/>
+                <w:szCs w:val="18"/>
+              </w:rPr>
+              <w:t xml:space="preserve">Я приймаю</w:t>
+            </w:r>
+            <w:r>
+              <w:rPr>
+                <w:rFonts w:ascii="Calibri" w:cs="Calibri" w:eastAsia="Calibri" w:hAnsi="Calibri"/>
+                <w:color w:val="1A1A18"/>
+                <w:sz w:val="18"/>
+                <w:szCs w:val="18"/>
+              </w:rPr>
+              <w:t xml:space="preserve">, або чекайте публікації</w:t>
+            </w:r>
+          </w:p>
+        </w:tc>
+      </w:tr>
+      <w:tr>
+        <w:tc>
+          <w:tcPr>
+            <w:tcW w:type="dxa" w:w="4500"/>
+            <w:tcBorders>
+              <w:top w:val="single" w:color="D8D4CC" w:sz="4"/>
+              <w:left w:val="single" w:color="D8D4CC" w:sz="4"/>
+              <w:bottom w:val="single" w:color="D8D4CC" w:sz="4"/>
+              <w:right w:val="single" w:color="D8D4CC" w:sz="4"/>
+            </w:tcBorders>
+          </w:tcPr>
+          <w:p>
+            <w:r>
+              <w:rPr>
+                <w:rFonts w:ascii="Calibri" w:cs="Calibri" w:eastAsia="Calibri" w:hAnsi="Calibri"/>
+                <w:color w:val="1A1A18"/>
+                <w:sz w:val="18"/>
+                <w:szCs w:val="18"/>
+              </w:rPr>
+              <w:t xml:space="preserve">Сесію завершено</w:t>
+            </w:r>
+          </w:p>
+        </w:tc>
+        <w:tc>
+          <w:tcPr>
+            <w:tcW w:type="dxa" w:w="4500"/>
+            <w:tcBorders>
+              <w:top w:val="single" w:color="D8D4CC" w:sz="4"/>
+              <w:left w:val="single" w:color="D8D4CC" w:sz="4"/>
+              <w:bottom w:val="single" w:color="D8D4CC" w:sz="4"/>
+              <w:right w:val="single" w:color="D8D4CC" w:sz="4"/>
+            </w:tcBorders>
+          </w:tcPr>
+          <w:p>
+            <w:r>
+              <w:rPr>
+                <w:rFonts w:ascii="Calibri" w:cs="Calibri" w:eastAsia="Calibri" w:hAnsi="Calibri"/>
                 <w:color w:val="1A1A18"/>
                 <w:sz w:val="18"/>
                 <w:szCs w:val="18"/>
@@ -5965,7 +6426,7 @@
           <w:sz w:val="22"/>
           <w:szCs w:val="22"/>
         </w:rPr>
-        <w:t xml:space="preserve">Ви побачите, який варіант обрала інша сторона, і нову компромісну пропозицію.</w:t>
+        <w:t xml:space="preserve">Ви побачите, який варіант обрала інша сторона, і нову компромісну пропозицію (у Режимі B — лише після публікації медіатором).</w:t>
       </w:r>
     </w:p>
     <w:p>
@@ -6021,7 +6482,7 @@
           <w:sz w:val="22"/>
           <w:szCs w:val="22"/>
         </w:rPr>
-        <w:t xml:space="preserve">Якщо </w:t>
+        <w:t xml:space="preserve">Після вашого голосу тостер просить зачекати іншу сторону. Якщо </w:t>
       </w:r>
       <w:r>
         <w:rPr>
@@ -6041,18 +6502,7 @@
           <w:sz w:val="22"/>
           <w:szCs w:val="22"/>
         </w:rPr>
-        <w:t xml:space="preserve"> сторони приймають — перехід до угоди. Якщо хоча б одна відхиляє — сесія завершується без взаємної згоди: </w:t>
-      </w:r>
-      <w:r>
-        <w:rPr>
-          <w:rFonts w:ascii="Calibri" w:cs="Calibri" w:eastAsia="Calibri" w:hAnsi="Calibri"/>
-          <w:b/>
-          <w:bCs/>
-          <w:color w:val="1A1A18"/>
-          <w:sz w:val="22"/>
-          <w:szCs w:val="22"/>
-        </w:rPr>
-        <w:t xml:space="preserve">У цій сесії взаємну згоду не досягнуто.</w:t>
+        <w:t xml:space="preserve"> сторони приймають — обидві переходять до очікування проєкту угоди (Режим B: доки медіатор не опублікує). Якщо хоча б одна відхиляє — сесія може завершитися без взаємної згоди (Режим A) або лишитися з медіатором для продовження (Режим B).</w:t>
       </w:r>
     </w:p>
     <w:p>
@@ -6117,7 +6567,7 @@
           <w:sz w:val="22"/>
           <w:szCs w:val="22"/>
         </w:rPr>
-        <w:t xml:space="preserve">Якщо згодні, натисніть </w:t>
+        <w:t xml:space="preserve">У Режимі B чернетка з’являється лише після публікації медіатором. Якщо згодні, натисніть </w:t>
       </w:r>
       <w:r>
         <w:rPr>
@@ -6177,7 +6627,7 @@
           <w:sz w:val="22"/>
           <w:szCs w:val="22"/>
         </w:rPr>
-        <w:t xml:space="preserve">.</w:t>
+        <w:t xml:space="preserve"> (у Режимі B можна ще чекати, поки медіатор завершить сесію).</w:t>
       </w:r>
     </w:p>
     <w:p>
@@ -6276,7 +6726,7 @@
           <w:sz w:val="22"/>
           <w:szCs w:val="22"/>
         </w:rPr>
-        <w:t xml:space="preserve"> може містити:</w:t>
+        <w:t xml:space="preserve"> містить пронумеровані розділи, зокрема:</w:t>
       </w:r>
     </w:p>
     <w:p>
@@ -6295,7 +6745,7 @@
           <w:sz w:val="22"/>
           <w:szCs w:val="22"/>
         </w:rPr>
-        <w:t xml:space="preserve">психодинамічний профіль;</w:t>
+        <w:t xml:space="preserve">законодавство / правова інформація та джерела (юрисдикція кімнати);</w:t>
       </w:r>
     </w:p>
     <w:p>
@@ -6314,7 +6764,7 @@
           <w:sz w:val="22"/>
           <w:szCs w:val="22"/>
         </w:rPr>
-        <w:t xml:space="preserve">правову інформацію та джерела (юрисдикція кімнати);</w:t>
+        <w:t xml:space="preserve">узгоджене рішення (або позначку, що згоди не досягнуто);</w:t>
       </w:r>
     </w:p>
     <w:p>
@@ -6333,7 +6783,7 @@
           <w:sz w:val="22"/>
           <w:szCs w:val="22"/>
         </w:rPr>
-        <w:t xml:space="preserve">узгоджене рішення або позначку, що згоди не досягнуто.</w:t>
+        <w:t xml:space="preserve">текст і умови проєкту угоди.</w:t>
       </w:r>
     </w:p>
     <w:p>
@@ -6347,7 +6797,27 @@
           <w:sz w:val="22"/>
           <w:szCs w:val="22"/>
         </w:rPr>
-        <w:t xml:space="preserve">Поле email на цій сторінці поки що заглушка: </w:t>
+        <w:t xml:space="preserve">Психодинамічний профіль у PDF </w:t>
+      </w:r>
+      <w:r>
+        <w:rPr>
+          <w:rFonts w:ascii="Calibri" w:cs="Calibri" w:eastAsia="Calibri" w:hAnsi="Calibri"/>
+          <w:b/>
+          <w:bCs/>
+          <w:color w:val="1A1A18"/>
+          <w:sz w:val="22"/>
+          <w:szCs w:val="22"/>
+        </w:rPr>
+        <w:t xml:space="preserve">не</w:t>
+      </w:r>
+      <w:r>
+        <w:rPr>
+          <w:rFonts w:ascii="Calibri" w:cs="Calibri" w:eastAsia="Calibri" w:hAnsi="Calibri"/>
+          <w:color w:val="1A1A18"/>
+          <w:sz w:val="22"/>
+          <w:szCs w:val="22"/>
+        </w:rPr>
+        <w:t xml:space="preserve"> входить. Поле email на цій сторінці поки що заглушка: </w:t>
       </w:r>
       <w:r>
         <w:rPr>

--- a/public/docs/uk/parties.docx
+++ b/public/docs/uk/parties.docx
@@ -8356,6 +8356,71 @@
           <w:szCs w:val="22"/>
         </w:rPr>
         <w:t xml:space="preserve"> Завантажте PDF і за потреби зверніться до адвоката.</w:t>
+      </w:r>
+    </w:p>
+    <w:p>
+      <w:pPr>
+        <w:spacing w:after="160" w:line="276"/>
+      </w:pPr>
+      <w:r>
+        <w:rPr>
+          <w:rFonts w:ascii="Calibri" w:cs="Calibri" w:eastAsia="Calibri" w:hAnsi="Calibri"/>
+          <w:b/>
+          <w:bCs/>
+          <w:color w:val="1A1A18"/>
+          <w:sz w:val="22"/>
+          <w:szCs w:val="22"/>
+        </w:rPr>
+        <w:t xml:space="preserve">Мене додали в іншу кімнату з тим самим логіном.</w:t>
+      </w:r>
+      <w:r>
+        <w:rPr>
+          <w:rFonts w:ascii="Calibri" w:cs="Calibri" w:eastAsia="Calibri" w:hAnsi="Calibri"/>
+          <w:color w:val="1A1A18"/>
+          <w:sz w:val="22"/>
+          <w:szCs w:val="22"/>
+        </w:rPr>
+        <w:t xml:space="preserve"> Організатор може повторно використати ваш акаунт (</w:t>
+      </w:r>
+      <w:r>
+        <w:rPr>
+          <w:rFonts w:ascii="Calibri" w:cs="Calibri" w:eastAsia="Calibri" w:hAnsi="Calibri"/>
+          <w:b/>
+          <w:bCs/>
+          <w:color w:val="1A1A18"/>
+          <w:sz w:val="22"/>
+          <w:szCs w:val="22"/>
+        </w:rPr>
+        <w:t xml:space="preserve">Додати існуючого учасника</w:t>
+      </w:r>
+      <w:r>
+        <w:rPr>
+          <w:rFonts w:ascii="Calibri" w:cs="Calibri" w:eastAsia="Calibri" w:hAnsi="Calibri"/>
+          <w:color w:val="1A1A18"/>
+          <w:sz w:val="22"/>
+          <w:szCs w:val="22"/>
+        </w:rPr>
+        <w:t xml:space="preserve">). Тести та особистий бот можуть уже бути готові; вам усе одно потрібно надіслати </w:t>
+      </w:r>
+      <w:r>
+        <w:rPr>
+          <w:rFonts w:ascii="Calibri" w:cs="Calibri" w:eastAsia="Calibri" w:hAnsi="Calibri"/>
+          <w:b/>
+          <w:bCs/>
+          <w:color w:val="1A1A18"/>
+          <w:sz w:val="22"/>
+          <w:szCs w:val="22"/>
+        </w:rPr>
+        <w:t xml:space="preserve">опис спору для цієї нової кімнати</w:t>
+      </w:r>
+      <w:r>
+        <w:rPr>
+          <w:rFonts w:ascii="Calibri" w:cs="Calibri" w:eastAsia="Calibri" w:hAnsi="Calibri"/>
+          <w:color w:val="1A1A18"/>
+          <w:sz w:val="22"/>
+          <w:szCs w:val="22"/>
+        </w:rPr>
+        <w:t xml:space="preserve">, далі — лобі та медіація як зазвичай.</w:t>
       </w:r>
     </w:p>
     <w:sectPr>
